--- a/Lab_6/ОТЧЕТ ПО ЛАБОРАТОРНОЙ РАБОТЕ №6.docx
+++ b/Lab_6/ОТЧЕТ ПО ЛАБОРАТОРНОЙ РАБОТЕ №6.docx
@@ -520,9 +520,24 @@
           <w:color w:val="2E74B5"/>
           <w:sz w:val="28"/>
           <w:szCs w:val="28"/>
-        </w:rPr>
-      </w:pPr>
-      <w:r>
+          <w:lang w:val="en-US"/>
+        </w:rPr>
+      </w:pPr>
+      <w:r>
+        <w:rPr>
+          <w:rFonts w:ascii="Times New Roman" w:eastAsia="Times New Roman" w:hAnsi="Times New Roman" w:cs="Times New Roman"/>
+          <w:b/>
+          <w:sz w:val="28"/>
+        </w:rPr>
+        <w:lastRenderedPageBreak/>
+        <w:t>Лабораторная работа №6. Программная реализация и экспериментальное исследование стратегий асинхронного планирования параллельных вычислительных процессов</w:t>
+      </w:r>
+    </w:p>
+    <w:p>
+      <w:pPr>
+        <w:spacing w:before="0" w:after="0" w:line="240" w:lineRule="auto"/>
+        <w:jc w:val="both"/>
+        <w:outlineLvl w:val="1"/>
         <w:rPr>
           <w:rFonts w:ascii="Times New Roman" w:hAnsi="Times New Roman" w:cs="Times New Roman"/>
           <w:b/>
@@ -530,8 +545,33 @@
           <w:color w:val="2E74B5"/>
           <w:sz w:val="28"/>
           <w:szCs w:val="28"/>
-        </w:rPr>
-        <w:lastRenderedPageBreak/>
+          <w:lang w:val="en-US"/>
+        </w:rPr>
+      </w:pPr>
+    </w:p>
+    <w:p>
+      <w:pPr>
+        <w:spacing w:before="0" w:after="0" w:line="240" w:lineRule="auto"/>
+        <w:jc w:val="both"/>
+        <w:outlineLvl w:val="1"/>
+        <w:rPr>
+          <w:rFonts w:ascii="Times New Roman" w:hAnsi="Times New Roman" w:cs="Times New Roman"/>
+          <w:b/>
+          <w:bCs/>
+          <w:color w:val="2E74B5"/>
+          <w:sz w:val="28"/>
+          <w:szCs w:val="28"/>
+        </w:rPr>
+      </w:pPr>
+      <w:r>
+        <w:rPr>
+          <w:rFonts w:ascii="Times New Roman" w:hAnsi="Times New Roman" w:cs="Times New Roman"/>
+          <w:b/>
+          <w:bCs/>
+          <w:color w:val="2E74B5"/>
+          <w:sz w:val="28"/>
+          <w:szCs w:val="28"/>
+        </w:rPr>
         <w:t>1. Цель работы</w:t>
       </w:r>
     </w:p>
@@ -971,6 +1011,7 @@
           <w:sz w:val="28"/>
           <w:szCs w:val="28"/>
         </w:rPr>
+        <w:lastRenderedPageBreak/>
         <w:t>Анализируются её предшественники. Если предшественник находится на другом процессоре и вызывает задержку, алгоритм пробует перенести текущую задачу на процессор предшественника.</w:t>
       </w:r>
     </w:p>
@@ -1021,7 +1062,6 @@
           <w:sz w:val="28"/>
           <w:szCs w:val="28"/>
         </w:rPr>
-        <w:lastRenderedPageBreak/>
         <w:t>4. Результаты вычислительного эксперимента</w:t>
       </w:r>
     </w:p>
@@ -1379,7 +1419,16 @@
           <w:sz w:val="28"/>
           <w:szCs w:val="28"/>
         </w:rPr>
-        <w:t xml:space="preserve">. При попытке применить Edge Zeroing программа выдала сообщение: </w:t>
+        <w:t xml:space="preserve">. </w:t>
+      </w:r>
+      <w:r>
+        <w:rPr>
+          <w:rFonts w:ascii="Times New Roman" w:hAnsi="Times New Roman" w:cs="Times New Roman"/>
+          <w:sz w:val="28"/>
+          <w:szCs w:val="28"/>
+        </w:rPr>
+        <w:lastRenderedPageBreak/>
+        <w:t xml:space="preserve">При попытке применить Edge Zeroing программа выдала сообщение: </w:t>
       </w:r>
       <w:r>
         <w:rPr>
@@ -1397,16 +1446,7 @@
           <w:sz w:val="28"/>
           <w:szCs w:val="28"/>
         </w:rPr>
-        <w:t xml:space="preserve">. Это связано с тем, что при 2 процессорах перенос любой задачи на процессор предшественника приводит к «пробке» (перегрузке этого процессора), и общее время выполнения либо остается </w:t>
-      </w:r>
-      <w:r>
-        <w:rPr>
-          <w:rFonts w:ascii="Times New Roman" w:hAnsi="Times New Roman" w:cs="Times New Roman"/>
-          <w:sz w:val="28"/>
-          <w:szCs w:val="28"/>
-        </w:rPr>
-        <w:lastRenderedPageBreak/>
-        <w:t>прежним, либо увеличивается. На диаграмме видно множество розовых пунктирных линий, указывающих на неизбежные задержки при обмене данными.</w:t>
+        <w:t>. Это связано с тем, что при 2 процессорах перенос любой задачи на процессор предшественника приводит к «пробке» (перегрузке этого процессора), и общее время выполнения либо остается прежним, либо увеличивается. На диаграмме видно множество розовых пунктирных линий, указывающих на неизбежные задержки при обмене данными.</w:t>
       </w:r>
     </w:p>
     <w:p>
@@ -1588,7 +1628,16 @@
           <w:sz w:val="28"/>
           <w:szCs w:val="28"/>
         </w:rPr>
-        <w:t>В ходе выполнения лабораторной работы была изучена стратегия асинхронного планирования «Зануление дуг». Была разработана программа, которая визуализирует коммуникационные задержки на диаграмме Ганта и позволяет в интерактивном режиме применять алгоритм оптимизации. Экспериментально подтверждено, что метод Edge Zeroing эффективен для сокращения времени выполнения, но требует комплексной оценки, так как слепое перенесение задач может привести к дисбалансу нагрузки на процессоры.</w:t>
+        <w:t xml:space="preserve">В ходе выполнения лабораторной работы была изучена стратегия асинхронного планирования «Зануление дуг». Была разработана программа, которая визуализирует коммуникационные задержки на диаграмме Ганта и позволяет в интерактивном режиме применять алгоритм оптимизации. Экспериментально </w:t>
+      </w:r>
+      <w:r>
+        <w:rPr>
+          <w:rFonts w:ascii="Times New Roman" w:hAnsi="Times New Roman" w:cs="Times New Roman"/>
+          <w:sz w:val="28"/>
+          <w:szCs w:val="28"/>
+        </w:rPr>
+        <w:lastRenderedPageBreak/>
+        <w:t>подтверждено, что метод Edge Zeroing эффективен для сокращения времени выполнения, но требует комплексной оценки, так как слепое перенесение задач может привести к дисбалансу нагрузки на процессоры.</w:t>
       </w:r>
     </w:p>
     <w:p>
